--- a/4. RESULTADOS/04_decision_medida/T04_efecto_por_tramos.docx
+++ b/4. RESULTADOS/04_decision_medida/T04_efecto_por_tramos.docx
@@ -35,7 +35,7 @@
         <w:tblLook w:firstRow="1" w:lastRow="0" w:firstColumn="0" w:lastColumn="0" w:noHBand="0" w:noVBand="1"/>
       </w:tblPr>
       <w:tblGrid>
-        <w:gridCol w:w="3089"/>
+        <w:gridCol w:w="3884"/>
         <w:gridCol w:w="985"/>
         <w:gridCol w:w="1462"/>
         <w:gridCol w:w="1854"/>
@@ -433,7 +433,7 @@
                 <w:szCs w:val="22"/>
                 <w:color w:val="000000"/>
               </w:rPr>
-              <w:t xml:space="preserve">Bite (exp. 2022)</w:t>
+              <w:t xml:space="preserve">Kaitz de obreros (exp. 2022)</w:t>
             </w:r>
           </w:p>
         </w:tc>
@@ -768,7 +768,7 @@
                 <w:szCs w:val="22"/>
                 <w:color w:val="000000"/>
               </w:rPr>
-              <w:t xml:space="preserve">Bite (exp. 2022)</w:t>
+              <w:t xml:space="preserve">Kaitz de obreros (exp. 2022)</w:t>
             </w:r>
           </w:p>
         </w:tc>
@@ -878,7 +878,7 @@
                 <w:szCs w:val="22"/>
                 <w:color w:val="000000"/>
               </w:rPr>
-              <w:t xml:space="preserve">0.0305</w:t>
+              <w:t xml:space="preserve">0.0225</w:t>
             </w:r>
           </w:p>
         </w:tc>
@@ -933,7 +933,7 @@
                 <w:szCs w:val="22"/>
                 <w:color w:val="000000"/>
               </w:rPr>
-              <w:t xml:space="preserve">0.0134</w:t>
+              <w:t xml:space="preserve">0.0129</w:t>
             </w:r>
           </w:p>
         </w:tc>
@@ -988,7 +988,7 @@
                 <w:szCs w:val="22"/>
                 <w:color w:val="000000"/>
               </w:rPr>
-              <w:t xml:space="preserve">0.0235</w:t>
+              <w:t xml:space="preserve">0.0824</w:t>
             </w:r>
           </w:p>
         </w:tc>
@@ -1043,7 +1043,7 @@
                 <w:szCs w:val="22"/>
                 <w:color w:val="000000"/>
               </w:rPr>
-              <w:t xml:space="preserve">**</w:t>
+              <w:t xml:space="preserve">*</w:t>
             </w:r>
           </w:p>
         </w:tc>
@@ -1103,7 +1103,7 @@
                 <w:szCs w:val="22"/>
                 <w:color w:val="000000"/>
               </w:rPr>
-              <w:t xml:space="preserve">Bite (exp. 2022)</w:t>
+              <w:t xml:space="preserve">Kaitz de obreros (exp. 2022)</w:t>
             </w:r>
           </w:p>
         </w:tc>
@@ -1213,7 +1213,7 @@
                 <w:szCs w:val="22"/>
                 <w:color w:val="000000"/>
               </w:rPr>
-              <w:t xml:space="preserve">0.0597</w:t>
+              <w:t xml:space="preserve">0.0479</w:t>
             </w:r>
           </w:p>
         </w:tc>
@@ -1268,7 +1268,7 @@
                 <w:szCs w:val="22"/>
                 <w:color w:val="000000"/>
               </w:rPr>
-              <w:t xml:space="preserve">0.0143</w:t>
+              <w:t xml:space="preserve">0.0133</w:t>
             </w:r>
           </w:p>
         </w:tc>
@@ -1323,7 +1323,7 @@
                 <w:szCs w:val="22"/>
                 <w:color w:val="000000"/>
               </w:rPr>
-              <w:t xml:space="preserve">0.0000</w:t>
+              <w:t xml:space="preserve">0.0003</w:t>
             </w:r>
           </w:p>
         </w:tc>
@@ -1438,7 +1438,7 @@
                 <w:szCs w:val="22"/>
                 <w:color w:val="000000"/>
               </w:rPr>
-              <w:t xml:space="preserve">Bite (exp. 2022)</w:t>
+              <w:t xml:space="preserve">Kaitz de obreros (exp. 2022)</w:t>
             </w:r>
           </w:p>
         </w:tc>
@@ -1548,7 +1548,7 @@
                 <w:szCs w:val="22"/>
                 <w:color w:val="000000"/>
               </w:rPr>
-              <w:t xml:space="preserve">0.0503</w:t>
+              <w:t xml:space="preserve">0.0319</w:t>
             </w:r>
           </w:p>
         </w:tc>
@@ -1603,7 +1603,7 @@
                 <w:szCs w:val="22"/>
                 <w:color w:val="000000"/>
               </w:rPr>
-              <w:t xml:space="preserve">0.0151</w:t>
+              <w:t xml:space="preserve">0.0126</w:t>
             </w:r>
           </w:p>
         </w:tc>
@@ -1658,7 +1658,7 @@
                 <w:szCs w:val="22"/>
                 <w:color w:val="000000"/>
               </w:rPr>
-              <w:t xml:space="preserve">0.0009</w:t>
+              <w:t xml:space="preserve">0.0114</w:t>
             </w:r>
           </w:p>
         </w:tc>
@@ -1713,7 +1713,7 @@
                 <w:szCs w:val="22"/>
                 <w:color w:val="000000"/>
               </w:rPr>
-              <w:t xml:space="preserve">***</w:t>
+              <w:t xml:space="preserve">**</w:t>
             </w:r>
           </w:p>
         </w:tc>
@@ -1773,7 +1773,7 @@
                 <w:szCs w:val="22"/>
                 <w:color w:val="000000"/>
               </w:rPr>
-              <w:t xml:space="preserve">Bite (exp. 2022)</w:t>
+              <w:t xml:space="preserve">Kaitz de obreros (exp. 2022)</w:t>
             </w:r>
           </w:p>
         </w:tc>
@@ -1883,7 +1883,7 @@
                 <w:szCs w:val="22"/>
                 <w:color w:val="000000"/>
               </w:rPr>
-              <w:t xml:space="preserve">0.0822</w:t>
+              <w:t xml:space="preserve">0.0736</w:t>
             </w:r>
           </w:p>
         </w:tc>
@@ -1938,7 +1938,7 @@
                 <w:szCs w:val="22"/>
                 <w:color w:val="000000"/>
               </w:rPr>
-              <w:t xml:space="preserve">0.0152</w:t>
+              <w:t xml:space="preserve">0.0137</w:t>
             </w:r>
           </w:p>
         </w:tc>
@@ -2553,7 +2553,7 @@
                 <w:szCs w:val="22"/>
                 <w:color w:val="000000"/>
               </w:rPr>
-              <w:t xml:space="preserve">0.0488</w:t>
+              <w:t xml:space="preserve">0.0456</w:t>
             </w:r>
           </w:p>
         </w:tc>
@@ -2608,7 +2608,7 @@
                 <w:szCs w:val="22"/>
                 <w:color w:val="000000"/>
               </w:rPr>
-              <w:t xml:space="preserve">0.0123</w:t>
+              <w:t xml:space="preserve">0.0125</w:t>
             </w:r>
           </w:p>
         </w:tc>
@@ -2663,7 +2663,7 @@
                 <w:szCs w:val="22"/>
                 <w:color w:val="000000"/>
               </w:rPr>
-              <w:t xml:space="preserve">0.0001</w:t>
+              <w:t xml:space="preserve">0.0003</w:t>
             </w:r>
           </w:p>
         </w:tc>
@@ -2888,7 +2888,7 @@
                 <w:szCs w:val="22"/>
                 <w:color w:val="000000"/>
               </w:rPr>
-              <w:t xml:space="preserve">0.0579</w:t>
+              <w:t xml:space="preserve">0.0457</w:t>
             </w:r>
           </w:p>
         </w:tc>
@@ -2998,7 +2998,7 @@
                 <w:szCs w:val="22"/>
                 <w:color w:val="000000"/>
               </w:rPr>
-              <w:t xml:space="preserve">0.0000</w:t>
+              <w:t xml:space="preserve">0.0002</w:t>
             </w:r>
           </w:p>
         </w:tc>
@@ -3223,7 +3223,7 @@
                 <w:szCs w:val="22"/>
                 <w:color w:val="000000"/>
               </w:rPr>
-              <w:t xml:space="preserve">0.0808</w:t>
+              <w:t xml:space="preserve">0.0634</w:t>
             </w:r>
           </w:p>
         </w:tc>
@@ -3278,7 +3278,7 @@
                 <w:szCs w:val="22"/>
                 <w:color w:val="000000"/>
               </w:rPr>
-              <w:t xml:space="preserve">0.0129</w:t>
+              <w:t xml:space="preserve">0.0124</w:t>
             </w:r>
           </w:p>
         </w:tc>
@@ -3558,7 +3558,7 @@
                 <w:szCs w:val="22"/>
                 <w:color w:val="000000"/>
               </w:rPr>
-              <w:t xml:space="preserve">0.1023</w:t>
+              <w:t xml:space="preserve">0.0843</w:t>
             </w:r>
           </w:p>
         </w:tc>
@@ -3613,7 +3613,7 @@
                 <w:szCs w:val="22"/>
                 <w:color w:val="000000"/>
               </w:rPr>
-              <w:t xml:space="preserve">0.0144</w:t>
+              <w:t xml:space="preserve">0.0135</w:t>
             </w:r>
           </w:p>
         </w:tc>
@@ -3783,7 +3783,7 @@
                 <w:szCs w:val="22"/>
                 <w:color w:val="000000"/>
               </w:rPr>
-              <w:t xml:space="preserve">Bite (exp. 2019, limpia)</w:t>
+              <w:t xml:space="preserve">Kaitz de obreros (exp. 2019, limpia)</w:t>
             </w:r>
           </w:p>
         </w:tc>
@@ -4118,7 +4118,7 @@
                 <w:szCs w:val="22"/>
                 <w:color w:val="000000"/>
               </w:rPr>
-              <w:t xml:space="preserve">Bite (exp. 2019, limpia)</w:t>
+              <w:t xml:space="preserve">Kaitz de obreros (exp. 2019, limpia)</w:t>
             </w:r>
           </w:p>
         </w:tc>
@@ -4228,7 +4228,7 @@
                 <w:szCs w:val="22"/>
                 <w:color w:val="000000"/>
               </w:rPr>
-              <w:t xml:space="preserve">0.0006</w:t>
+              <w:t xml:space="preserve">-0.0032</w:t>
             </w:r>
           </w:p>
         </w:tc>
@@ -4283,7 +4283,7 @@
                 <w:szCs w:val="22"/>
                 <w:color w:val="000000"/>
               </w:rPr>
-              <w:t xml:space="preserve">0.0129</w:t>
+              <w:t xml:space="preserve">0.0114</w:t>
             </w:r>
           </w:p>
         </w:tc>
@@ -4338,7 +4338,7 @@
                 <w:szCs w:val="22"/>
                 <w:color w:val="000000"/>
               </w:rPr>
-              <w:t xml:space="preserve">0.9628</w:t>
+              <w:t xml:space="preserve">0.7794</w:t>
             </w:r>
           </w:p>
         </w:tc>
@@ -4453,7 +4453,7 @@
                 <w:szCs w:val="22"/>
                 <w:color w:val="000000"/>
               </w:rPr>
-              <w:t xml:space="preserve">Bite (exp. 2019, limpia)</w:t>
+              <w:t xml:space="preserve">Kaitz de obreros (exp. 2019, limpia)</w:t>
             </w:r>
           </w:p>
         </w:tc>
@@ -4563,7 +4563,7 @@
                 <w:szCs w:val="22"/>
                 <w:color w:val="000000"/>
               </w:rPr>
-              <w:t xml:space="preserve">0.0268</w:t>
+              <w:t xml:space="preserve">0.0205</w:t>
             </w:r>
           </w:p>
         </w:tc>
@@ -4618,7 +4618,7 @@
                 <w:szCs w:val="22"/>
                 <w:color w:val="000000"/>
               </w:rPr>
-              <w:t xml:space="preserve">0.0138</w:t>
+              <w:t xml:space="preserve">0.0112</w:t>
             </w:r>
           </w:p>
         </w:tc>
@@ -4673,7 +4673,7 @@
                 <w:szCs w:val="22"/>
                 <w:color w:val="000000"/>
               </w:rPr>
-              <w:t xml:space="preserve">0.0528</w:t>
+              <w:t xml:space="preserve">0.0654</w:t>
             </w:r>
           </w:p>
         </w:tc>
@@ -4788,7 +4788,7 @@
                 <w:szCs w:val="22"/>
                 <w:color w:val="000000"/>
               </w:rPr>
-              <w:t xml:space="preserve">Bite (exp. 2019, limpia)</w:t>
+              <w:t xml:space="preserve">Kaitz de obreros (exp. 2019, limpia)</w:t>
             </w:r>
           </w:p>
         </w:tc>
@@ -4898,7 +4898,7 @@
                 <w:szCs w:val="22"/>
                 <w:color w:val="000000"/>
               </w:rPr>
-              <w:t xml:space="preserve">0.0274</w:t>
+              <w:t xml:space="preserve">0.0246</w:t>
             </w:r>
           </w:p>
         </w:tc>
@@ -4953,7 +4953,7 @@
                 <w:szCs w:val="22"/>
                 <w:color w:val="000000"/>
               </w:rPr>
-              <w:t xml:space="preserve">0.0138</w:t>
+              <w:t xml:space="preserve">0.0122</w:t>
             </w:r>
           </w:p>
         </w:tc>
@@ -5008,7 +5008,7 @@
                 <w:szCs w:val="22"/>
                 <w:color w:val="000000"/>
               </w:rPr>
-              <w:t xml:space="preserve">0.0476</w:t>
+              <w:t xml:space="preserve">0.0442</w:t>
             </w:r>
           </w:p>
         </w:tc>
@@ -5123,7 +5123,7 @@
                 <w:szCs w:val="22"/>
                 <w:color w:val="000000"/>
               </w:rPr>
-              <w:t xml:space="preserve">Bite (exp. 2019, limpia)</w:t>
+              <w:t xml:space="preserve">Kaitz de obreros (exp. 2019, limpia)</w:t>
             </w:r>
           </w:p>
         </w:tc>
@@ -5233,7 +5233,7 @@
                 <w:szCs w:val="22"/>
                 <w:color w:val="000000"/>
               </w:rPr>
-              <w:t xml:space="preserve">0.0227</w:t>
+              <w:t xml:space="preserve">0.0138</w:t>
             </w:r>
           </w:p>
         </w:tc>
@@ -5288,7 +5288,7 @@
                 <w:szCs w:val="22"/>
                 <w:color w:val="000000"/>
               </w:rPr>
-              <w:t xml:space="preserve">0.0129</w:t>
+              <w:t xml:space="preserve">0.0111</w:t>
             </w:r>
           </w:p>
         </w:tc>
@@ -5343,7 +5343,7 @@
                 <w:szCs w:val="22"/>
                 <w:color w:val="000000"/>
               </w:rPr>
-              <w:t xml:space="preserve">0.0795</w:t>
+              <w:t xml:space="preserve">0.2142</w:t>
             </w:r>
           </w:p>
         </w:tc>
@@ -5398,7 +5398,7 @@
                 <w:szCs w:val="22"/>
                 <w:color w:val="000000"/>
               </w:rPr>
-              <w:t xml:space="preserve">*</w:t>
+              <w:t xml:space="preserve"/>
             </w:r>
           </w:p>
         </w:tc>
@@ -5903,7 +5903,7 @@
                 <w:szCs w:val="22"/>
                 <w:color w:val="000000"/>
               </w:rPr>
-              <w:t xml:space="preserve">0.0078</w:t>
+              <w:t xml:space="preserve">0.0059</w:t>
             </w:r>
           </w:p>
         </w:tc>
@@ -6013,7 +6013,7 @@
                 <w:szCs w:val="22"/>
                 <w:color w:val="000000"/>
               </w:rPr>
-              <w:t xml:space="preserve">0.4643</w:t>
+              <w:t xml:space="preserve">0.5763</w:t>
             </w:r>
           </w:p>
         </w:tc>
@@ -6238,7 +6238,7 @@
                 <w:szCs w:val="22"/>
                 <w:color w:val="000000"/>
               </w:rPr>
-              <w:t xml:space="preserve">0.0408</w:t>
+              <w:t xml:space="preserve">0.0346</w:t>
             </w:r>
           </w:p>
         </w:tc>
@@ -6293,7 +6293,7 @@
                 <w:szCs w:val="22"/>
                 <w:color w:val="000000"/>
               </w:rPr>
-              <w:t xml:space="preserve">0.0123</w:t>
+              <w:t xml:space="preserve">0.0122</w:t>
             </w:r>
           </w:p>
         </w:tc>
@@ -6348,7 +6348,7 @@
                 <w:szCs w:val="22"/>
                 <w:color w:val="000000"/>
               </w:rPr>
-              <w:t xml:space="preserve">0.0010</w:t>
+              <w:t xml:space="preserve">0.0045</w:t>
             </w:r>
           </w:p>
         </w:tc>
@@ -6573,7 +6573,7 @@
                 <w:szCs w:val="22"/>
                 <w:color w:val="000000"/>
               </w:rPr>
-              <w:t xml:space="preserve">0.0344</w:t>
+              <w:t xml:space="preserve">0.0259</w:t>
             </w:r>
           </w:p>
         </w:tc>
@@ -6628,7 +6628,7 @@
                 <w:szCs w:val="22"/>
                 <w:color w:val="000000"/>
               </w:rPr>
-              <w:t xml:space="preserve">0.0136</w:t>
+              <w:t xml:space="preserve">0.0126</w:t>
             </w:r>
           </w:p>
         </w:tc>
@@ -6683,7 +6683,7 @@
                 <w:szCs w:val="22"/>
                 <w:color w:val="000000"/>
               </w:rPr>
-              <w:t xml:space="preserve">0.0117</w:t>
+              <w:t xml:space="preserve">0.0397</w:t>
             </w:r>
           </w:p>
         </w:tc>
@@ -6908,7 +6908,7 @@
                 <w:szCs w:val="22"/>
                 <w:color w:val="000000"/>
               </w:rPr>
-              <w:t xml:space="preserve">0.0233</w:t>
+              <w:t xml:space="preserve">0.0147</w:t>
             </w:r>
           </w:p>
         </w:tc>
@@ -6963,7 +6963,7 @@
                 <w:szCs w:val="22"/>
                 <w:color w:val="000000"/>
               </w:rPr>
-              <w:t xml:space="preserve">0.0139</w:t>
+              <w:t xml:space="preserve">0.0125</w:t>
             </w:r>
           </w:p>
         </w:tc>
@@ -7018,7 +7018,7 @@
                 <w:szCs w:val="22"/>
                 <w:color w:val="000000"/>
               </w:rPr>
-              <w:t xml:space="preserve">0.0927</w:t>
+              <w:t xml:space="preserve">0.2391</w:t>
             </w:r>
           </w:p>
         </w:tc>
@@ -7073,7 +7073,7 @@
                 <w:szCs w:val="22"/>
                 <w:color w:val="000000"/>
               </w:rPr>
-              <w:t xml:space="preserve">*</w:t>
+              <w:t xml:space="preserve"/>
             </w:r>
           </w:p>
         </w:tc>
